--- a/pr-preview/pr-179/chapters/conciseness.docx
+++ b/pr-preview/pr-179/chapters/conciseness.docx
@@ -15,7 +15,7 @@
         <w:pStyle w:val="Date"/>
       </w:pPr>
       <w:r>
-        <w:t xml:space="preserve">Last modified: 2026-10-13 14:24:09 (PDT)</w:t>
+        <w:t xml:space="preserve">Last modified: 2026-10-16 10:25:49 (PDT)</w:t>
       </w:r>
     </w:p>
     <w:tbl>
@@ -190,7 +190,7 @@
         <w:t xml:space="preserve">do so.</w:t>
       </w:r>
     </w:p>
-    <w:bookmarkStart w:id="12" w:name="common-ways-to-improve-conciseness"/>
+    <w:bookmarkStart w:id="13" w:name="common-ways-to-improve-conciseness"/>
     <w:p>
       <w:pPr>
         <w:pStyle w:val="Heading2"/>
@@ -316,7 +316,21 @@
         </w:numPr>
       </w:pPr>
       <w:r>
-        <w:t xml:space="preserve">Use active voice instead of passive where appropriate</w:t>
+        <w:t xml:space="preserve">Use the active voice (see</w:t>
+      </w:r>
+      <w:r>
+        <w:t xml:space="preserve"> </w:t>
+      </w:r>
+      <w:hyperlink w:anchor="write-in-the-active-voice">
+        <w:r>
+          <w:rPr>
+            <w:rStyle w:val="Hyperlink"/>
+          </w:rPr>
+          <w:t xml:space="preserve">Write in the active voice</w:t>
+        </w:r>
+      </w:hyperlink>
+      <w:r>
+        <w:t xml:space="preserve">)</w:t>
       </w:r>
     </w:p>
     <w:p>
@@ -488,15 +502,611 @@
       <w:r>
         <w:t xml:space="preserve">but about removing words that do not contribute to meaning or clarity.</w:t>
       </w:r>
-    </w:p>
-    <w:bookmarkEnd w:id="12"/>
-    <w:bookmarkStart w:id="13" w:name="lead-with-the-subject"/>
+      <w:r>
+        <w:t xml:space="preserve"> </w:t>
+      </w:r>
+      <w:r>
+        <w:t xml:space="preserve">Keep a clause or a technical term when removing it would lose meaning or precision,</w:t>
+      </w:r>
+      <w:r>
+        <w:t xml:space="preserve"> </w:t>
+      </w:r>
+      <w:r>
+        <w:t xml:space="preserve">and never replace an honest</w:t>
+      </w:r>
+      <w:r>
+        <w:t xml:space="preserve"> </w:t>
+      </w:r>
+      <w:hyperlink r:id="rId12">
+        <w:r>
+          <w:rPr>
+            <w:rStyle w:val="Hyperlink"/>
+          </w:rPr>
+          <w:t xml:space="preserve">hedge</w:t>
+        </w:r>
+      </w:hyperlink>
+      <w:r>
+        <w:t xml:space="preserve"> </w:t>
+      </w:r>
+      <w:r>
+        <w:t xml:space="preserve">with false confidence.</w:t>
+      </w:r>
+    </w:p>
+    <w:bookmarkEnd w:id="13"/>
+    <w:bookmarkStart w:id="14" w:name="make-every-word-tell"/>
     <w:p>
       <w:pPr>
         <w:pStyle w:val="Heading2"/>
       </w:pPr>
       <w:r>
-        <w:t xml:space="preserve">2 Lead with the subject</w:t>
+        <w:t xml:space="preserve">2 Make every word tell</w:t>
+      </w:r>
+    </w:p>
+    <w:p>
+      <w:pPr>
+        <w:pStyle w:val="FirstParagraph"/>
+      </w:pPr>
+      <w:r>
+        <w:t xml:space="preserve">Strunk’s rule 13 states the principle:</w:t>
+      </w:r>
+      <w:r>
+        <w:t xml:space="preserve"> </w:t>
+      </w:r>
+      <w:r>
+        <w:t xml:space="preserve">“Vigorous writing is concise.</w:t>
+      </w:r>
+      <w:r>
+        <w:t xml:space="preserve"> </w:t>
+      </w:r>
+      <w:r>
+        <w:t xml:space="preserve">A sentence should contain no unnecessary words,</w:t>
+      </w:r>
+      <w:r>
+        <w:t xml:space="preserve"> </w:t>
+      </w:r>
+      <w:r>
+        <w:t xml:space="preserve">a paragraph no unnecessary sentences,</w:t>
+      </w:r>
+      <w:r>
+        <w:t xml:space="preserve"> </w:t>
+      </w:r>
+      <w:r>
+        <w:t xml:space="preserve">for the same reason that a drawing should have no unnecessary lines</w:t>
+      </w:r>
+      <w:r>
+        <w:t xml:space="preserve"> </w:t>
+      </w:r>
+      <w:r>
+        <w:t xml:space="preserve">and a machine no unnecessary parts.”</w:t>
+      </w:r>
+      <w:r>
+        <w:t xml:space="preserve"> </w:t>
+      </w:r>
+      <w:r>
+        <w:t xml:space="preserve">He adds that this</w:t>
+      </w:r>
+      <w:r>
+        <w:t xml:space="preserve"> </w:t>
+      </w:r>
+      <w:r>
+        <w:t xml:space="preserve">“requires not that the writer make all his sentences short,</w:t>
+      </w:r>
+      <w:r>
+        <w:t xml:space="preserve"> </w:t>
+      </w:r>
+      <w:r>
+        <w:t xml:space="preserve">or that he avoid all detail and treat his subjects only in outline,</w:t>
+      </w:r>
+      <w:r>
+        <w:t xml:space="preserve"> </w:t>
+      </w:r>
+      <w:r>
+        <w:t xml:space="preserve">but that he make every word tell”</w:t>
+      </w:r>
+      <w:r>
+        <w:t xml:space="preserve"> </w:t>
+      </w:r>
+      <w:r>
+        <w:t xml:space="preserve">(Strunk 1920, rule 13)</w:t>
+      </w:r>
+      <w:r>
+        <w:t xml:space="preserve">.</w:t>
+      </w:r>
+    </w:p>
+    <w:p>
+      <w:pPr>
+        <w:pStyle w:val="BodyText"/>
+      </w:pPr>
+      <w:r>
+        <w:t xml:space="preserve">Strunk’s examples of expressions that waste words:</w:t>
+      </w:r>
+    </w:p>
+    <w:p>
+      <w:pPr>
+        <w:pStyle w:val="Compact"/>
+        <w:numPr>
+          <w:ilvl w:val="0"/>
+          <w:numId w:val="1006"/>
+        </w:numPr>
+      </w:pPr>
+      <w:r>
+        <w:t xml:space="preserve">“the question as to whether”</w:t>
+      </w:r>
+      <w:r>
+        <w:t xml:space="preserve"> </w:t>
+      </w:r>
+      <w:r>
+        <w:t xml:space="preserve">→</w:t>
+      </w:r>
+      <w:r>
+        <w:t xml:space="preserve"> </w:t>
+      </w:r>
+      <w:r>
+        <w:t xml:space="preserve">“whether”</w:t>
+      </w:r>
+    </w:p>
+    <w:p>
+      <w:pPr>
+        <w:pStyle w:val="Compact"/>
+        <w:numPr>
+          <w:ilvl w:val="0"/>
+          <w:numId w:val="1006"/>
+        </w:numPr>
+      </w:pPr>
+      <w:r>
+        <w:t xml:space="preserve">“used for fuel purposes”</w:t>
+      </w:r>
+      <w:r>
+        <w:t xml:space="preserve"> </w:t>
+      </w:r>
+      <w:r>
+        <w:t xml:space="preserve">→</w:t>
+      </w:r>
+      <w:r>
+        <w:t xml:space="preserve"> </w:t>
+      </w:r>
+      <w:r>
+        <w:t xml:space="preserve">“used for fuel”</w:t>
+      </w:r>
+    </w:p>
+    <w:p>
+      <w:pPr>
+        <w:pStyle w:val="Compact"/>
+        <w:numPr>
+          <w:ilvl w:val="0"/>
+          <w:numId w:val="1006"/>
+        </w:numPr>
+      </w:pPr>
+      <w:r>
+        <w:t xml:space="preserve">“in a hasty manner”</w:t>
+      </w:r>
+      <w:r>
+        <w:t xml:space="preserve"> </w:t>
+      </w:r>
+      <w:r>
+        <w:t xml:space="preserve">→</w:t>
+      </w:r>
+      <w:r>
+        <w:t xml:space="preserve"> </w:t>
+      </w:r>
+      <w:r>
+        <w:t xml:space="preserve">“hastily”</w:t>
+      </w:r>
+    </w:p>
+    <w:p>
+      <w:pPr>
+        <w:pStyle w:val="Compact"/>
+        <w:numPr>
+          <w:ilvl w:val="0"/>
+          <w:numId w:val="1006"/>
+        </w:numPr>
+      </w:pPr>
+      <w:r>
+        <w:t xml:space="preserve">“owing to the fact that”</w:t>
+      </w:r>
+      <w:r>
+        <w:t xml:space="preserve"> </w:t>
+      </w:r>
+      <w:r>
+        <w:t xml:space="preserve">→</w:t>
+      </w:r>
+      <w:r>
+        <w:t xml:space="preserve"> </w:t>
+      </w:r>
+      <w:r>
+        <w:t xml:space="preserve">“since”</w:t>
+      </w:r>
+    </w:p>
+    <w:p>
+      <w:pPr>
+        <w:pStyle w:val="Compact"/>
+        <w:numPr>
+          <w:ilvl w:val="0"/>
+          <w:numId w:val="1006"/>
+        </w:numPr>
+      </w:pPr>
+      <w:r>
+        <w:t xml:space="preserve">“the fact that he had not succeeded”</w:t>
+      </w:r>
+      <w:r>
+        <w:t xml:space="preserve"> </w:t>
+      </w:r>
+      <w:r>
+        <w:t xml:space="preserve">→</w:t>
+      </w:r>
+      <w:r>
+        <w:t xml:space="preserve"> </w:t>
+      </w:r>
+      <w:r>
+        <w:t xml:space="preserve">“his failure”</w:t>
+      </w:r>
+    </w:p>
+    <w:p>
+      <w:pPr>
+        <w:pStyle w:val="Compact"/>
+        <w:numPr>
+          <w:ilvl w:val="0"/>
+          <w:numId w:val="1006"/>
+        </w:numPr>
+      </w:pPr>
+      <w:r>
+        <w:t xml:space="preserve">“His brother, who is a member of the same firm”</w:t>
+      </w:r>
+      <w:r>
+        <w:t xml:space="preserve"> </w:t>
+      </w:r>
+      <w:r>
+        <w:t xml:space="preserve">→</w:t>
+      </w:r>
+      <w:r>
+        <w:t xml:space="preserve"> </w:t>
+      </w:r>
+      <w:r>
+        <w:t xml:space="preserve">“His brother, a member of the same firm”</w:t>
+      </w:r>
+    </w:p>
+    <w:p>
+      <w:pPr>
+        <w:pStyle w:val="FirstParagraph"/>
+      </w:pPr>
+      <w:r>
+        <w:t xml:space="preserve">The same rule applies to statistical writing:</w:t>
+      </w:r>
+      <w:r>
+        <w:t xml:space="preserve"> </w:t>
+      </w:r>
+      <w:r>
+        <w:t xml:space="preserve">“We conducted an analysis of the data to determine whether there is an association between smoking and lung cancer”</w:t>
+      </w:r>
+      <w:r>
+        <w:t xml:space="preserve"> </w:t>
+      </w:r>
+      <w:r>
+        <w:t xml:space="preserve">becomes</w:t>
+      </w:r>
+      <w:r>
+        <w:t xml:space="preserve"> </w:t>
+      </w:r>
+      <w:r>
+        <w:t xml:space="preserve">“We tested whether smoking is associated with lung cancer”</w:t>
+      </w:r>
+      <w:r>
+        <w:t xml:space="preserve">.</w:t>
+      </w:r>
+    </w:p>
+    <w:bookmarkEnd w:id="14"/>
+    <w:bookmarkStart w:id="16" w:name="write-in-the-active-voice"/>
+    <w:p>
+      <w:pPr>
+        <w:pStyle w:val="Heading2"/>
+      </w:pPr>
+      <w:r>
+        <w:t xml:space="preserve">3 Write in the active voice</w:t>
+      </w:r>
+    </w:p>
+    <w:p>
+      <w:pPr>
+        <w:pStyle w:val="FirstParagraph"/>
+      </w:pPr>
+      <w:r>
+        <w:t xml:space="preserve">Use the</w:t>
+      </w:r>
+      <w:r>
+        <w:t xml:space="preserve"> </w:t>
+      </w:r>
+      <w:hyperlink r:id="rId15">
+        <w:r>
+          <w:rPr>
+            <w:rStyle w:val="Hyperlink"/>
+          </w:rPr>
+          <w:t xml:space="preserve">active voice</w:t>
+        </w:r>
+      </w:hyperlink>
+      <w:r>
+        <w:t xml:space="preserve"> </w:t>
+      </w:r>
+      <w:r>
+        <w:t xml:space="preserve">unless you have a specific reason to use the passive.</w:t>
+      </w:r>
+      <w:r>
+        <w:t xml:space="preserve"> </w:t>
+      </w:r>
+      <w:r>
+        <w:t xml:space="preserve">An active sentence names who did what, and it is usually shorter.</w:t>
+      </w:r>
+      <w:r>
+        <w:t xml:space="preserve"> </w:t>
+      </w:r>
+      <w:r>
+        <w:t xml:space="preserve">A passive sentence can hide the actor, and the reader then has to guess who made the choice.</w:t>
+      </w:r>
+    </w:p>
+    <w:p>
+      <w:pPr>
+        <w:pStyle w:val="BodyText"/>
+      </w:pPr>
+      <w:r>
+        <w:t xml:space="preserve">Choose the actor by who did the work:</w:t>
+      </w:r>
+    </w:p>
+    <w:p>
+      <w:pPr>
+        <w:pStyle w:val="Compact"/>
+        <w:numPr>
+          <w:ilvl w:val="0"/>
+          <w:numId w:val="1007"/>
+        </w:numPr>
+      </w:pPr>
+      <w:r>
+        <w:t xml:space="preserve">Use</w:t>
+      </w:r>
+      <w:r>
+        <w:t xml:space="preserve"> </w:t>
+      </w:r>
+      <w:r>
+        <w:t xml:space="preserve">“I”</w:t>
+      </w:r>
+      <w:r>
+        <w:t xml:space="preserve"> </w:t>
+      </w:r>
+      <w:r>
+        <w:t xml:space="preserve">for what the author did, such as a choice the author made or a step in the author’s analysis.</w:t>
+      </w:r>
+      <w:r>
+        <w:t xml:space="preserve"> </w:t>
+      </w:r>
+      <w:r>
+        <w:t xml:space="preserve">With several authors, use</w:t>
+      </w:r>
+      <w:r>
+        <w:t xml:space="preserve"> </w:t>
+      </w:r>
+      <w:r>
+        <w:t xml:space="preserve">“we”</w:t>
+      </w:r>
+      <w:r>
+        <w:t xml:space="preserve">.</w:t>
+      </w:r>
+    </w:p>
+    <w:p>
+      <w:pPr>
+        <w:pStyle w:val="Compact"/>
+        <w:numPr>
+          <w:ilvl w:val="0"/>
+          <w:numId w:val="1007"/>
+        </w:numPr>
+      </w:pPr>
+      <w:r>
+        <w:t xml:space="preserve">Use</w:t>
+      </w:r>
+      <w:r>
+        <w:t xml:space="preserve"> </w:t>
+      </w:r>
+      <w:r>
+        <w:t xml:space="preserve">“we”</w:t>
+      </w:r>
+      <w:r>
+        <w:t xml:space="preserve"> </w:t>
+      </w:r>
+      <w:r>
+        <w:t xml:space="preserve">when the author and the reader work through an argument together, as in</w:t>
+      </w:r>
+      <w:r>
+        <w:t xml:space="preserve"> </w:t>
+      </w:r>
+      <w:r>
+        <w:t xml:space="preserve">“we now compute the gradient”</w:t>
+      </w:r>
+      <w:r>
+        <w:t xml:space="preserve">.</w:t>
+      </w:r>
+    </w:p>
+    <w:p>
+      <w:pPr>
+        <w:pStyle w:val="BlockText"/>
+      </w:pPr>
+      <w:r>
+        <w:t xml:space="preserve">❌ The minimum was found exactly, and the model was chosen by eye.</w:t>
+      </w:r>
+    </w:p>
+    <w:p>
+      <w:pPr>
+        <w:pStyle w:val="BlockText"/>
+      </w:pPr>
+      <w:r>
+        <w:t xml:space="preserve">✅ We found the minimum exactly, and we chose the model by eye.</w:t>
+      </w:r>
+      <w:r>
+        <w:t xml:space="preserve"> </w:t>
+      </w:r>
+      <w:r>
+        <w:t xml:space="preserve">(The author and reader work through the example together.)</w:t>
+      </w:r>
+    </w:p>
+    <w:p>
+      <w:pPr>
+        <w:pStyle w:val="BlockText"/>
+      </w:pPr>
+      <w:r>
+        <w:t xml:space="preserve">✅ I chose the model by eye, because the study had five points.</w:t>
+      </w:r>
+      <w:r>
+        <w:t xml:space="preserve"> </w:t>
+      </w:r>
+      <w:r>
+        <w:t xml:space="preserve">(A single author reports a choice.)</w:t>
+      </w:r>
+    </w:p>
+    <w:p>
+      <w:pPr>
+        <w:pStyle w:val="FirstParagraph"/>
+      </w:pPr>
+      <w:r>
+        <w:t xml:space="preserve">Passive voice is the right choice in a few cases:</w:t>
+      </w:r>
+    </w:p>
+    <w:p>
+      <w:pPr>
+        <w:pStyle w:val="Compact"/>
+        <w:numPr>
+          <w:ilvl w:val="0"/>
+          <w:numId w:val="1008"/>
+        </w:numPr>
+      </w:pPr>
+      <w:r>
+        <w:t xml:space="preserve">The actor is unknown or does not matter, as in</w:t>
+      </w:r>
+      <w:r>
+        <w:t xml:space="preserve"> </w:t>
+      </w:r>
+      <w:r>
+        <w:t xml:space="preserve">“The samples were contaminated.”</w:t>
+      </w:r>
+    </w:p>
+    <w:p>
+      <w:pPr>
+        <w:pStyle w:val="Compact"/>
+        <w:numPr>
+          <w:ilvl w:val="0"/>
+          <w:numId w:val="1008"/>
+        </w:numPr>
+      </w:pPr>
+      <w:r>
+        <w:t xml:space="preserve">The receiver of the action is the topic of the paragraph, and the sentence is easier to follow with it as the subject.</w:t>
+      </w:r>
+    </w:p>
+    <w:p>
+      <w:pPr>
+        <w:pStyle w:val="Compact"/>
+        <w:numPr>
+          <w:ilvl w:val="0"/>
+          <w:numId w:val="1008"/>
+        </w:numPr>
+      </w:pPr>
+      <w:r>
+        <w:t xml:space="preserve">The actor would be a vague</w:t>
+      </w:r>
+      <w:r>
+        <w:t xml:space="preserve"> </w:t>
+      </w:r>
+      <w:r>
+        <w:t xml:space="preserve">“someone”</w:t>
+      </w:r>
+      <w:r>
+        <w:t xml:space="preserve"> </w:t>
+      </w:r>
+      <w:r>
+        <w:t xml:space="preserve">or</w:t>
+      </w:r>
+      <w:r>
+        <w:t xml:space="preserve"> </w:t>
+      </w:r>
+      <w:r>
+        <w:t xml:space="preserve">“one”</w:t>
+      </w:r>
+      <w:r>
+        <w:t xml:space="preserve">, and no real person or group acts.</w:t>
+      </w:r>
+    </w:p>
+    <w:p>
+      <w:pPr>
+        <w:pStyle w:val="FirstParagraph"/>
+      </w:pPr>
+      <w:r>
+        <w:t xml:space="preserve">When none of these applies, rewrite the sentence with an active verb.</w:t>
+      </w:r>
+    </w:p>
+    <w:bookmarkEnd w:id="16"/>
+    <w:bookmarkStart w:id="18" w:name="write-about-the-ideas-not-the-document"/>
+    <w:p>
+      <w:pPr>
+        <w:pStyle w:val="Heading2"/>
+      </w:pPr>
+      <w:r>
+        <w:t xml:space="preserve">4 Write about the ideas, not the document</w:t>
+      </w:r>
+    </w:p>
+    <w:p>
+      <w:pPr>
+        <w:pStyle w:val="FirstParagraph"/>
+      </w:pPr>
+      <w:r>
+        <w:t xml:space="preserve">A sentence about which part of the document holds a definition adds no content.</w:t>
+      </w:r>
+      <w:r>
+        <w:t xml:space="preserve"> </w:t>
+      </w:r>
+      <w:r>
+        <w:t xml:space="preserve">State the idea and link the term, as</w:t>
+      </w:r>
+      <w:r>
+        <w:t xml:space="preserve"> </w:t>
+      </w:r>
+      <w:hyperlink r:id="rId17">
+        <w:r>
+          <w:rPr>
+            <w:rStyle w:val="Hyperlink"/>
+          </w:rPr>
+          <w:t xml:space="preserve">Talk about the ideas, not the notes</w:t>
+        </w:r>
+      </w:hyperlink>
+      <w:r>
+        <w:t xml:space="preserve"> </w:t>
+      </w:r>
+      <w:r>
+        <w:t xml:space="preserve">explains.</w:t>
+      </w:r>
+      <w:r>
+        <w:t xml:space="preserve"> </w:t>
+      </w:r>
+      <w:r>
+        <w:t xml:space="preserve">The ✅ example below omits the link only because this guide has no page for the term.</w:t>
+      </w:r>
+    </w:p>
+    <w:p>
+      <w:pPr>
+        <w:pStyle w:val="BlockText"/>
+      </w:pPr>
+      <w:r>
+        <w:t xml:space="preserve">❌ The statistics notes define the training error as the average loss on the fitted data.</w:t>
+      </w:r>
+    </w:p>
+    <w:p>
+      <w:pPr>
+        <w:pStyle w:val="BlockText"/>
+      </w:pPr>
+      <w:r>
+        <w:t xml:space="preserve">✅ The training error is the average loss on the data used to fit the model.</w:t>
+      </w:r>
+    </w:p>
+    <w:bookmarkEnd w:id="18"/>
+    <w:bookmarkStart w:id="19" w:name="lead-with-the-subject"/>
+    <w:p>
+      <w:pPr>
+        <w:pStyle w:val="Heading2"/>
+      </w:pPr>
+      <w:r>
+        <w:t xml:space="preserve">5 Lead with the subject</w:t>
       </w:r>
     </w:p>
     <w:p>
@@ -621,14 +1231,14 @@
         <w:t xml:space="preserve">.</w:t>
       </w:r>
     </w:p>
-    <w:bookmarkEnd w:id="13"/>
-    <w:bookmarkStart w:id="15" w:name="limit-complex-sentence-structures"/>
+    <w:bookmarkEnd w:id="19"/>
+    <w:bookmarkStart w:id="21" w:name="limit-complex-sentence-structures"/>
     <w:p>
       <w:pPr>
         <w:pStyle w:val="Heading2"/>
       </w:pPr>
       <w:r>
-        <w:t xml:space="preserve">3 Limit complex sentence structures</w:t>
+        <w:t xml:space="preserve">6 Limit complex sentence structures</w:t>
       </w:r>
     </w:p>
     <w:p>
@@ -731,7 +1341,7 @@
         <w:t xml:space="preserve">each carrying one main idea.</w:t>
       </w:r>
     </w:p>
-    <w:bookmarkStart w:id="14" w:name="exm-nested-clauses"/>
+    <w:bookmarkStart w:id="20" w:name="exm-nested-clauses"/>
     <w:p>
       <w:pPr>
         <w:pStyle w:val="BodyText"/>
@@ -792,15 +1402,15 @@
         <w:t xml:space="preserve">so the reader can absorb each idea before moving on.</w:t>
       </w:r>
     </w:p>
-    <w:bookmarkEnd w:id="14"/>
-    <w:bookmarkEnd w:id="15"/>
-    <w:bookmarkStart w:id="17" w:name="X831e99641ea6e3d916f49fb78be48dc576ff061"/>
+    <w:bookmarkEnd w:id="20"/>
+    <w:bookmarkEnd w:id="21"/>
+    <w:bookmarkStart w:id="23" w:name="X831e99641ea6e3d916f49fb78be48dc576ff061"/>
     <w:p>
       <w:pPr>
         <w:pStyle w:val="Heading2"/>
       </w:pPr>
       <w:r>
-        <w:t xml:space="preserve">4 Do not rule out readings no reader would make</w:t>
+        <w:t xml:space="preserve">7 Do not rule out readings no reader would make</w:t>
       </w:r>
     </w:p>
     <w:p>
@@ -841,7 +1451,7 @@
         <w:t xml:space="preserve">and can plant the confusion it was meant to prevent.</w:t>
       </w:r>
     </w:p>
-    <w:bookmarkStart w:id="16" w:name="exm-gratuitous-disclaimer"/>
+    <w:bookmarkStart w:id="22" w:name="exm-gratuitous-disclaimer"/>
     <w:p>
       <w:pPr>
         <w:pStyle w:val="BodyText"/>
@@ -926,7 +1536,7 @@
         <w:t xml:space="preserve">that the reader would not otherwise have considered.</w:t>
       </w:r>
     </w:p>
-    <w:bookmarkEnd w:id="16"/>
+    <w:bookmarkEnd w:id="22"/>
     <w:p>
       <w:pPr>
         <w:pStyle w:val="BodyText"/>
@@ -997,14 +1607,14 @@
         <w:t xml:space="preserve">a report for clinicians might.</w:t>
       </w:r>
     </w:p>
-    <w:bookmarkEnd w:id="17"/>
-    <w:bookmarkStart w:id="19" w:name="avoid-double-negatives"/>
+    <w:bookmarkEnd w:id="23"/>
+    <w:bookmarkStart w:id="25" w:name="avoid-double-negatives"/>
     <w:p>
       <w:pPr>
         <w:pStyle w:val="Heading2"/>
       </w:pPr>
       <w:r>
-        <w:t xml:space="preserve">5 Avoid double negatives</w:t>
+        <w:t xml:space="preserve">8 Avoid double negatives</w:t>
       </w:r>
     </w:p>
     <w:p>
@@ -1026,7 +1636,7 @@
         <w:pStyle w:val="Compact"/>
         <w:numPr>
           <w:ilvl w:val="0"/>
-          <w:numId w:val="1006"/>
+          <w:numId w:val="1009"/>
         </w:numPr>
       </w:pPr>
       <w:r>
@@ -1038,7 +1648,7 @@
         <w:pStyle w:val="Compact"/>
         <w:numPr>
           <w:ilvl w:val="0"/>
-          <w:numId w:val="1006"/>
+          <w:numId w:val="1009"/>
         </w:numPr>
       </w:pPr>
       <w:r>
@@ -1050,7 +1660,7 @@
         <w:pStyle w:val="Compact"/>
         <w:numPr>
           <w:ilvl w:val="0"/>
-          <w:numId w:val="1006"/>
+          <w:numId w:val="1009"/>
         </w:numPr>
       </w:pPr>
       <w:r>
@@ -1115,7 +1725,7 @@
         <w:t xml:space="preserve">and it is the standard wording for a test result.</w:t>
       </w:r>
     </w:p>
-    <w:bookmarkStart w:id="18" w:name="exm-double-negative"/>
+    <w:bookmarkStart w:id="24" w:name="exm-double-negative"/>
     <w:p>
       <w:pPr>
         <w:pStyle w:val="BodyText"/>
@@ -1205,15 +1815,15 @@
         <w:t xml:space="preserve">Choose the one you mean.</w:t>
       </w:r>
     </w:p>
-    <w:bookmarkEnd w:id="18"/>
-    <w:bookmarkEnd w:id="19"/>
-    <w:bookmarkStart w:id="22" w:name="Xa757197b9b942a803dc05820332a104a8aaeee4"/>
+    <w:bookmarkEnd w:id="24"/>
+    <w:bookmarkEnd w:id="25"/>
+    <w:bookmarkStart w:id="28" w:name="Xa757197b9b942a803dc05820332a104a8aaeee4"/>
     <w:p>
       <w:pPr>
         <w:pStyle w:val="Heading2"/>
       </w:pPr>
       <w:r>
-        <w:t xml:space="preserve">6 Write about the subject, not about the text</w:t>
+        <w:t xml:space="preserve">9 Write about the subject, not about the text</w:t>
       </w:r>
     </w:p>
     <w:p>
@@ -1235,7 +1845,7 @@
         <w:pStyle w:val="Compact"/>
         <w:numPr>
           <w:ilvl w:val="0"/>
-          <w:numId w:val="1007"/>
+          <w:numId w:val="1010"/>
         </w:numPr>
       </w:pPr>
       <w:r>
@@ -1247,7 +1857,7 @@
         <w:pStyle w:val="Compact"/>
         <w:numPr>
           <w:ilvl w:val="0"/>
-          <w:numId w:val="1007"/>
+          <w:numId w:val="1010"/>
         </w:numPr>
       </w:pPr>
       <w:r>
@@ -1259,7 +1869,7 @@
         <w:pStyle w:val="Compact"/>
         <w:numPr>
           <w:ilvl w:val="0"/>
-          <w:numId w:val="1007"/>
+          <w:numId w:val="1010"/>
         </w:numPr>
       </w:pPr>
       <w:r>
@@ -1288,7 +1898,7 @@
       <w:r>
         <w:t xml:space="preserve"> </w:t>
       </w:r>
-      <w:hyperlink r:id="rId20">
+      <w:hyperlink r:id="rId26">
         <w:r>
           <w:rPr>
             <w:rStyle w:val="Hyperlink"/>
@@ -1312,7 +1922,7 @@
         <w:t xml:space="preserve">.</w:t>
       </w:r>
     </w:p>
-    <w:bookmarkStart w:id="21" w:name="exm-self-referential"/>
+    <w:bookmarkStart w:id="27" w:name="exm-self-referential"/>
     <w:p>
       <w:pPr>
         <w:pStyle w:val="BodyText"/>
@@ -1411,15 +2021,15 @@
         <w:t xml:space="preserve">instead of saying that it changes something.</w:t>
       </w:r>
     </w:p>
-    <w:bookmarkEnd w:id="21"/>
-    <w:bookmarkEnd w:id="22"/>
-    <w:bookmarkStart w:id="25" w:name="let-a-self-describing-link-stand-alone"/>
+    <w:bookmarkEnd w:id="27"/>
+    <w:bookmarkEnd w:id="28"/>
+    <w:bookmarkStart w:id="31" w:name="let-a-self-describing-link-stand-alone"/>
     <w:p>
       <w:pPr>
         <w:pStyle w:val="Heading2"/>
       </w:pPr>
       <w:r>
-        <w:t xml:space="preserve">7 Let a self-describing link stand alone</w:t>
+        <w:t xml:space="preserve">10 Let a self-describing link stand alone</w:t>
       </w:r>
     </w:p>
     <w:p>
@@ -1448,7 +2058,7 @@
         <w:t xml:space="preserve">The reader would read the same facts twice.</w:t>
       </w:r>
     </w:p>
-    <w:bookmarkStart w:id="24" w:name="exm-self-describing-link"/>
+    <w:bookmarkStart w:id="30" w:name="exm-self-describing-link"/>
     <w:p>
       <w:pPr>
         <w:pStyle w:val="BodyText"/>
@@ -1480,7 +2090,7 @@
       <w:r>
         <w:t xml:space="preserve">(</w:t>
       </w:r>
-      <w:hyperlink r:id="rId23">
+      <w:hyperlink r:id="rId29">
         <w:r>
           <w:rPr>
             <w:rStyle w:val="Hyperlink"/>
@@ -1502,7 +2112,7 @@
       <w:r>
         <w:t xml:space="preserve"> </w:t>
       </w:r>
-      <w:hyperlink r:id="rId23">
+      <w:hyperlink r:id="rId29">
         <w:r>
           <w:rPr>
             <w:rStyle w:val="Hyperlink"/>
@@ -1540,7 +2150,7 @@
         <w:t xml:space="preserve">.</w:t>
       </w:r>
     </w:p>
-    <w:bookmarkEnd w:id="24"/>
+    <w:bookmarkEnd w:id="30"/>
     <w:p>
       <w:pPr>
         <w:pStyle w:val="BodyText"/>
@@ -1555,14 +2165,14 @@
         <w:t xml:space="preserve">such as a DOI or a shortened link.</w:t>
       </w:r>
     </w:p>
-    <w:bookmarkEnd w:id="25"/>
-    <w:bookmarkStart w:id="27" w:name="keep-the-writer-out-of-the-way"/>
+    <w:bookmarkEnd w:id="31"/>
+    <w:bookmarkStart w:id="33" w:name="keep-the-writer-out-of-the-way"/>
     <w:p>
       <w:pPr>
         <w:pStyle w:val="Heading2"/>
       </w:pPr>
       <w:r>
-        <w:t xml:space="preserve">8 Keep the writer out of the way</w:t>
+        <w:t xml:space="preserve">11 Keep the writer out of the way</w:t>
       </w:r>
     </w:p>
     <w:p>
@@ -1597,7 +2207,7 @@
         <w:t xml:space="preserve">Extra references to the writer turn attention from the content to the person.</w:t>
       </w:r>
     </w:p>
-    <w:bookmarkStart w:id="26" w:name="exm-writer-out-of-the-way"/>
+    <w:bookmarkStart w:id="32" w:name="exm-writer-out-of-the-way"/>
     <w:p>
       <w:pPr>
         <w:pStyle w:val="BodyText"/>
@@ -1680,15 +2290,15 @@
         <w:t xml:space="preserve">because the request is about the writer’s runner.</w:t>
       </w:r>
     </w:p>
-    <w:bookmarkEnd w:id="26"/>
-    <w:bookmarkEnd w:id="27"/>
-    <w:bookmarkStart w:id="34" w:name="put-lists-in-bullet-points"/>
+    <w:bookmarkEnd w:id="32"/>
+    <w:bookmarkEnd w:id="33"/>
+    <w:bookmarkStart w:id="35" w:name="do-not-overexplain"/>
     <w:p>
       <w:pPr>
         <w:pStyle w:val="Heading2"/>
       </w:pPr>
       <w:r>
-        <w:t xml:space="preserve">9 Put lists in bullet points</w:t>
+        <w:t xml:space="preserve">12 Do not overexplain</w:t>
       </w:r>
     </w:p>
     <w:p>
@@ -1696,197 +2306,26 @@
         <w:pStyle w:val="FirstParagraph"/>
       </w:pPr>
       <w:r>
-        <w:t xml:space="preserve">A list of three or more phrases,</w:t>
-      </w:r>
-      <w:r>
-        <w:t xml:space="preserve"> </w:t>
-      </w:r>
-      <w:r>
-        <w:t xml:space="preserve">written inline and separated by commas,</w:t>
-      </w:r>
-      <w:r>
-        <w:t xml:space="preserve"> </w:t>
-      </w:r>
-      <w:r>
-        <w:t xml:space="preserve">makes the reader count commas to find where each item ends.</w:t>
-      </w:r>
-      <w:r>
-        <w:t xml:space="preserve"> </w:t>
-      </w:r>
-      <w:r>
-        <w:t xml:space="preserve">Write it as a bullet list instead,</w:t>
-      </w:r>
-      <w:r>
-        <w:t xml:space="preserve"> </w:t>
-      </w:r>
-      <w:r>
-        <w:t xml:space="preserve">introduced by a sentence ending in a colon.</w:t>
-      </w:r>
-      <w:r>
-        <w:t xml:space="preserve"> </w:t>
-      </w:r>
-      <w:r>
-        <w:t xml:space="preserve">Use a numbered list when the items are steps done in order.</w:t>
-      </w:r>
-    </w:p>
+        <w:t xml:space="preserve">Say what the reader needs, and stop.</w:t>
+      </w:r>
+      <w:r>
+        <w:t xml:space="preserve"> </w:t>
+      </w:r>
+      <w:r>
+        <w:t xml:space="preserve">Cut a qualifier, a restatement or a reason that the words before it already imply.</w:t>
+      </w:r>
+    </w:p>
+    <w:bookmarkStart w:id="34" w:name="exm-overexplain"/>
     <w:p>
       <w:pPr>
         <w:pStyle w:val="BodyText"/>
-      </w:pPr>
-      <w:r>
-        <w:t xml:space="preserve">A run of parallel sentences is a list too,</w:t>
-      </w:r>
-      <w:r>
-        <w:t xml:space="preserve"> </w:t>
-      </w:r>
-      <w:r>
-        <w:t xml:space="preserve">even with only two items.</w:t>
-      </w:r>
-      <w:r>
-        <w:t xml:space="preserve"> </w:t>
-      </w:r>
-      <w:r>
-        <w:t xml:space="preserve">The common case is a set of resources,</w:t>
-      </w:r>
-      <w:r>
-        <w:t xml:space="preserve"> </w:t>
-      </w:r>
-      <w:r>
-        <w:t xml:space="preserve">such as videos or readings,</w:t>
-      </w:r>
-      <w:r>
-        <w:t xml:space="preserve"> </w:t>
-      </w:r>
-      <w:r>
-        <w:t xml:space="preserve">where each sentence names one resource and links to it.</w:t>
-      </w:r>
-      <w:r>
-        <w:t xml:space="preserve"> </w:t>
-      </w:r>
-      <w:r>
-        <w:t xml:space="preserve">Put each sentence in its own bullet,</w:t>
-      </w:r>
-      <w:r>
-        <w:t xml:space="preserve"> </w:t>
-      </w:r>
-      <w:r>
-        <w:t xml:space="preserve">so the reader sees how many resources there are</w:t>
-      </w:r>
-      <w:r>
-        <w:t xml:space="preserve"> </w:t>
-      </w:r>
-      <w:r>
-        <w:t xml:space="preserve">and where each one starts.</w:t>
-      </w:r>
-    </w:p>
-    <w:p>
-      <w:pPr>
-        <w:pStyle w:val="BodyText"/>
-      </w:pPr>
-      <w:r>
-        <w:t xml:space="preserve">Bullet lists matter most on slides,</w:t>
-      </w:r>
-      <w:r>
-        <w:t xml:space="preserve"> </w:t>
-      </w:r>
-      <w:r>
-        <w:t xml:space="preserve">where a reader scans a list rather than reading it as a sentence.</w:t>
-      </w:r>
-      <w:r>
-        <w:t xml:space="preserve"> </w:t>
-      </w:r>
-      <w:r>
-        <w:t xml:space="preserve">The rule is one case of a broader preference for more structure:</w:t>
-      </w:r>
-      <w:r>
-        <w:t xml:space="preserve"> </w:t>
-      </w:r>
-      <w:r>
-        <w:t xml:space="preserve">when content has a shape, show that shape in the markup.</w:t>
-      </w:r>
-    </w:p>
-    <w:p>
-      <w:pPr>
-        <w:pStyle w:val="BodyText"/>
-      </w:pPr>
-      <w:r>
-        <w:t xml:space="preserve">A few mechanics to keep in mind when writing one:</w:t>
-      </w:r>
-    </w:p>
-    <w:p>
-      <w:pPr>
-        <w:pStyle w:val="Compact"/>
-        <w:numPr>
-          <w:ilvl w:val="0"/>
-          <w:numId w:val="1008"/>
-        </w:numPr>
-      </w:pPr>
-      <w:r>
-        <w:t xml:space="preserve">Keep the items grammatically parallel,</w:t>
-      </w:r>
-      <w:r>
-        <w:t xml:space="preserve"> </w:t>
-      </w:r>
-      <w:r>
-        <w:t xml:space="preserve">so each one completes the introducing sentence the same way.</w:t>
-      </w:r>
-    </w:p>
-    <w:p>
-      <w:pPr>
-        <w:pStyle w:val="Compact"/>
-        <w:numPr>
-          <w:ilvl w:val="0"/>
-          <w:numId w:val="1008"/>
-        </w:numPr>
-      </w:pPr>
-      <w:r>
-        <w:t xml:space="preserve">Leave a blank line before the list;</w:t>
-      </w:r>
-      <w:r>
-        <w:t xml:space="preserve"> </w:t>
-      </w:r>
-      <w:r>
-        <w:t xml:space="preserve">without it, Markdown reads the list as part of the paragraph above.</w:t>
-      </w:r>
-    </w:p>
-    <w:p>
-      <w:pPr>
-        <w:pStyle w:val="Compact"/>
-        <w:numPr>
-          <w:ilvl w:val="0"/>
-          <w:numId w:val="1008"/>
-        </w:numPr>
-      </w:pPr>
-      <w:r>
-        <w:t xml:space="preserve">Keep a short series of single words inline,</w:t>
-      </w:r>
-      <w:r>
-        <w:t xml:space="preserve"> </w:t>
-      </w:r>
-      <w:r>
-        <w:t xml:space="preserve">such as</w:t>
-      </w:r>
-      <w:r>
-        <w:t xml:space="preserve"> </w:t>
-      </w:r>
-      <w:r>
-        <w:t xml:space="preserve">“R, Julia, or Python”</w:t>
-      </w:r>
-      <w:r>
-        <w:t xml:space="preserve">.</w:t>
-      </w:r>
-    </w:p>
-    <w:bookmarkStart w:id="28" w:name="exm-bullet-lists"/>
-    <w:p>
-      <w:pPr>
-        <w:pStyle w:val="FirstParagraph"/>
       </w:pPr>
       <w:r>
         <w:rPr>
           <w:b/>
           <w:bCs/>
         </w:rPr>
-        <w:t xml:space="preserve">Example 7 (Turning an inline list into bullet points)</w:t>
+        <w:t xml:space="preserve">Example 7 (Cutting a clause the term already implies)</w:t>
       </w:r>
       <w:r>
         <w:t xml:space="preserve"> </w:t>
@@ -1900,7 +2339,7 @@
         <w:pStyle w:val="BlockText"/>
       </w:pPr>
       <w:r>
-        <w:t xml:space="preserve">❌ Machine learning combines data to learn from, statistics to say what a finite sample of data supports, and optimization to find the model that fits the data best.</w:t>
+        <w:t xml:space="preserve">❌ Estimated mean: the estimated value of the mean, whether or not it is a mean of an outcome.</w:t>
       </w:r>
     </w:p>
     <w:p>
@@ -1908,7 +2347,166 @@
         <w:pStyle w:val="BlockText"/>
       </w:pPr>
       <w:r>
-        <w:t xml:space="preserve">✅ Machine learning combines three components:</w:t>
+        <w:t xml:space="preserve">✅ Estimated mean: the estimated value of the mean.</w:t>
+      </w:r>
+    </w:p>
+    <w:p>
+      <w:pPr>
+        <w:pStyle w:val="FirstParagraph"/>
+      </w:pPr>
+      <w:r>
+        <w:t xml:space="preserve">The first version adds a clause that</w:t>
+      </w:r>
+      <w:r>
+        <w:t xml:space="preserve"> </w:t>
+      </w:r>
+      <w:r>
+        <w:t xml:space="preserve">“the mean”</w:t>
+      </w:r>
+      <w:r>
+        <w:t xml:space="preserve"> </w:t>
+      </w:r>
+      <w:r>
+        <w:t xml:space="preserve">already covers.</w:t>
+      </w:r>
+      <w:r>
+        <w:t xml:space="preserve"> </w:t>
+      </w:r>
+      <w:r>
+        <w:t xml:space="preserve">The second is complete.</w:t>
+      </w:r>
+    </w:p>
+    <w:bookmarkEnd w:id="34"/>
+    <w:bookmarkEnd w:id="35"/>
+    <w:bookmarkStart w:id="42" w:name="put-lists-in-bullet-points"/>
+    <w:p>
+      <w:pPr>
+        <w:pStyle w:val="Heading2"/>
+      </w:pPr>
+      <w:r>
+        <w:t xml:space="preserve">13 Put lists in bullet points</w:t>
+      </w:r>
+    </w:p>
+    <w:p>
+      <w:pPr>
+        <w:pStyle w:val="FirstParagraph"/>
+      </w:pPr>
+      <w:r>
+        <w:t xml:space="preserve">A list of three or more phrases,</w:t>
+      </w:r>
+      <w:r>
+        <w:t xml:space="preserve"> </w:t>
+      </w:r>
+      <w:r>
+        <w:t xml:space="preserve">written inline and separated by commas,</w:t>
+      </w:r>
+      <w:r>
+        <w:t xml:space="preserve"> </w:t>
+      </w:r>
+      <w:r>
+        <w:t xml:space="preserve">makes the reader count commas to find where each item ends.</w:t>
+      </w:r>
+      <w:r>
+        <w:t xml:space="preserve"> </w:t>
+      </w:r>
+      <w:r>
+        <w:t xml:space="preserve">Write it as a bullet list instead,</w:t>
+      </w:r>
+      <w:r>
+        <w:t xml:space="preserve"> </w:t>
+      </w:r>
+      <w:r>
+        <w:t xml:space="preserve">introduced by a sentence ending in a colon.</w:t>
+      </w:r>
+      <w:r>
+        <w:t xml:space="preserve"> </w:t>
+      </w:r>
+      <w:r>
+        <w:t xml:space="preserve">Use a numbered list when the items are steps done in order.</w:t>
+      </w:r>
+    </w:p>
+    <w:p>
+      <w:pPr>
+        <w:pStyle w:val="BodyText"/>
+      </w:pPr>
+      <w:r>
+        <w:t xml:space="preserve">A run of parallel sentences is a list too,</w:t>
+      </w:r>
+      <w:r>
+        <w:t xml:space="preserve"> </w:t>
+      </w:r>
+      <w:r>
+        <w:t xml:space="preserve">even with only two items.</w:t>
+      </w:r>
+      <w:r>
+        <w:t xml:space="preserve"> </w:t>
+      </w:r>
+      <w:r>
+        <w:t xml:space="preserve">The common case is a set of resources,</w:t>
+      </w:r>
+      <w:r>
+        <w:t xml:space="preserve"> </w:t>
+      </w:r>
+      <w:r>
+        <w:t xml:space="preserve">such as videos or readings,</w:t>
+      </w:r>
+      <w:r>
+        <w:t xml:space="preserve"> </w:t>
+      </w:r>
+      <w:r>
+        <w:t xml:space="preserve">where each sentence names one resource and links to it.</w:t>
+      </w:r>
+      <w:r>
+        <w:t xml:space="preserve"> </w:t>
+      </w:r>
+      <w:r>
+        <w:t xml:space="preserve">Put each sentence in its own bullet,</w:t>
+      </w:r>
+      <w:r>
+        <w:t xml:space="preserve"> </w:t>
+      </w:r>
+      <w:r>
+        <w:t xml:space="preserve">so the reader sees how many resources there are</w:t>
+      </w:r>
+      <w:r>
+        <w:t xml:space="preserve"> </w:t>
+      </w:r>
+      <w:r>
+        <w:t xml:space="preserve">and where each one starts.</w:t>
+      </w:r>
+    </w:p>
+    <w:p>
+      <w:pPr>
+        <w:pStyle w:val="BodyText"/>
+      </w:pPr>
+      <w:r>
+        <w:t xml:space="preserve">Bullet lists matter most on slides,</w:t>
+      </w:r>
+      <w:r>
+        <w:t xml:space="preserve"> </w:t>
+      </w:r>
+      <w:r>
+        <w:t xml:space="preserve">where a reader scans a list rather than reading it as a sentence.</w:t>
+      </w:r>
+      <w:r>
+        <w:t xml:space="preserve"> </w:t>
+      </w:r>
+      <w:r>
+        <w:t xml:space="preserve">The rule is one case of a broader preference for more structure:</w:t>
+      </w:r>
+      <w:r>
+        <w:t xml:space="preserve"> </w:t>
+      </w:r>
+      <w:r>
+        <w:t xml:space="preserve">when content has a shape, show that shape in the markup.</w:t>
+      </w:r>
+    </w:p>
+    <w:p>
+      <w:pPr>
+        <w:pStyle w:val="BodyText"/>
+      </w:pPr>
+      <w:r>
+        <w:t xml:space="preserve">A few mechanics to keep in mind when writing one:</w:t>
       </w:r>
     </w:p>
     <w:p>
@@ -1916,11 +2514,17 @@
         <w:pStyle w:val="Compact"/>
         <w:numPr>
           <w:ilvl w:val="0"/>
-          <w:numId w:val="1009"/>
+          <w:numId w:val="1011"/>
         </w:numPr>
       </w:pPr>
       <w:r>
-        <w:t xml:space="preserve">data to learn from;</w:t>
+        <w:t xml:space="preserve">Keep the items grammatically parallel,</w:t>
+      </w:r>
+      <w:r>
+        <w:t xml:space="preserve"> </w:t>
+      </w:r>
+      <w:r>
+        <w:t xml:space="preserve">so each one completes the introducing sentence the same way.</w:t>
       </w:r>
     </w:p>
     <w:p>
@@ -1928,11 +2532,17 @@
         <w:pStyle w:val="Compact"/>
         <w:numPr>
           <w:ilvl w:val="0"/>
-          <w:numId w:val="1009"/>
+          <w:numId w:val="1011"/>
         </w:numPr>
       </w:pPr>
       <w:r>
-        <w:t xml:space="preserve">statistics to say what a finite sample of data supports;</w:t>
+        <w:t xml:space="preserve">Leave a blank line before the list;</w:t>
+      </w:r>
+      <w:r>
+        <w:t xml:space="preserve"> </w:t>
+      </w:r>
+      <w:r>
+        <w:t xml:space="preserve">without it, Markdown reads the list as part of the paragraph above.</w:t>
       </w:r>
     </w:p>
     <w:p>
@@ -1940,39 +2550,39 @@
         <w:pStyle w:val="Compact"/>
         <w:numPr>
           <w:ilvl w:val="0"/>
-          <w:numId w:val="1009"/>
+          <w:numId w:val="1011"/>
         </w:numPr>
       </w:pPr>
       <w:r>
-        <w:t xml:space="preserve">optimization to find the model that fits the data best.</w:t>
-      </w:r>
-    </w:p>
+        <w:t xml:space="preserve">Keep a short series of single words inline,</w:t>
+      </w:r>
+      <w:r>
+        <w:t xml:space="preserve"> </w:t>
+      </w:r>
+      <w:r>
+        <w:t xml:space="preserve">such as</w:t>
+      </w:r>
+      <w:r>
+        <w:t xml:space="preserve"> </w:t>
+      </w:r>
+      <w:r>
+        <w:t xml:space="preserve">“R, Julia, or Python”</w:t>
+      </w:r>
+      <w:r>
+        <w:t xml:space="preserve">.</w:t>
+      </w:r>
+    </w:p>
+    <w:bookmarkStart w:id="36" w:name="exm-bullet-lists"/>
     <w:p>
       <w:pPr>
         <w:pStyle w:val="FirstParagraph"/>
-      </w:pPr>
-      <w:r>
-        <w:t xml:space="preserve">The revised version puts each component on its own line,</w:t>
-      </w:r>
-      <w:r>
-        <w:t xml:space="preserve"> </w:t>
-      </w:r>
-      <w:r>
-        <w:t xml:space="preserve">so the reader sees at a glance that there are three.</w:t>
-      </w:r>
-    </w:p>
-    <w:bookmarkEnd w:id="28"/>
-    <w:bookmarkStart w:id="32" w:name="exm-resource-lists"/>
-    <w:p>
-      <w:pPr>
-        <w:pStyle w:val="BodyText"/>
       </w:pPr>
       <w:r>
         <w:rPr>
           <w:b/>
           <w:bCs/>
         </w:rPr>
-        <w:t xml:space="preserve">Example 8 (Turning a run of resource sentences into bullet points)</w:t>
+        <w:t xml:space="preserve">Example 8 (Turning an inline list into bullet points)</w:t>
       </w:r>
       <w:r>
         <w:t xml:space="preserve"> </w:t>
@@ -1986,12 +2596,98 @@
         <w:pStyle w:val="BlockText"/>
       </w:pPr>
       <w:r>
+        <w:t xml:space="preserve">❌ Machine learning combines data to learn from, statistics to say what a finite sample of data supports, and optimization to find the model that fits the data best.</w:t>
+      </w:r>
+    </w:p>
+    <w:p>
+      <w:pPr>
+        <w:pStyle w:val="BlockText"/>
+      </w:pPr>
+      <w:r>
+        <w:t xml:space="preserve">✅ Machine learning combines three components:</w:t>
+      </w:r>
+    </w:p>
+    <w:p>
+      <w:pPr>
+        <w:pStyle w:val="Compact"/>
+        <w:numPr>
+          <w:ilvl w:val="0"/>
+          <w:numId w:val="1012"/>
+        </w:numPr>
+      </w:pPr>
+      <w:r>
+        <w:t xml:space="preserve">data to learn from;</w:t>
+      </w:r>
+    </w:p>
+    <w:p>
+      <w:pPr>
+        <w:pStyle w:val="Compact"/>
+        <w:numPr>
+          <w:ilvl w:val="0"/>
+          <w:numId w:val="1012"/>
+        </w:numPr>
+      </w:pPr>
+      <w:r>
+        <w:t xml:space="preserve">statistics to say what a finite sample of data supports;</w:t>
+      </w:r>
+    </w:p>
+    <w:p>
+      <w:pPr>
+        <w:pStyle w:val="Compact"/>
+        <w:numPr>
+          <w:ilvl w:val="0"/>
+          <w:numId w:val="1012"/>
+        </w:numPr>
+      </w:pPr>
+      <w:r>
+        <w:t xml:space="preserve">optimization to find the model that fits the data best.</w:t>
+      </w:r>
+    </w:p>
+    <w:p>
+      <w:pPr>
+        <w:pStyle w:val="FirstParagraph"/>
+      </w:pPr>
+      <w:r>
+        <w:t xml:space="preserve">The revised version puts each component on its own line,</w:t>
+      </w:r>
+      <w:r>
+        <w:t xml:space="preserve"> </w:t>
+      </w:r>
+      <w:r>
+        <w:t xml:space="preserve">so the reader sees at a glance that there are three.</w:t>
+      </w:r>
+    </w:p>
+    <w:bookmarkEnd w:id="36"/>
+    <w:bookmarkStart w:id="40" w:name="exm-resource-lists"/>
+    <w:p>
+      <w:pPr>
+        <w:pStyle w:val="BodyText"/>
+      </w:pPr>
+      <w:r>
+        <w:rPr>
+          <w:b/>
+          <w:bCs/>
+        </w:rPr>
+        <w:t xml:space="preserve">Example 9 (Turning a run of resource sentences into bullet points)</w:t>
+      </w:r>
+      <w:r>
+        <w:t xml:space="preserve"> </w:t>
+      </w:r>
+      <w:r>
+        <w:t xml:space="preserve"> </w:t>
+      </w:r>
+    </w:p>
+    <w:p>
+      <w:pPr>
+        <w:pStyle w:val="BlockText"/>
+      </w:pPr>
+      <w:r>
         <w:t xml:space="preserve">❌ Hastie and Tibshirani</w:t>
       </w:r>
       <w:r>
         <w:t xml:space="preserve"> </w:t>
       </w:r>
-      <w:hyperlink r:id="rId29">
+      <w:hyperlink r:id="rId37">
         <w:r>
           <w:rPr>
             <w:rStyle w:val="Hyperlink"/>
@@ -2005,7 +2701,7 @@
       <w:r>
         <w:t xml:space="preserve"> </w:t>
       </w:r>
-      <w:hyperlink r:id="rId30">
+      <w:hyperlink r:id="rId38">
         <w:r>
           <w:rPr>
             <w:rStyle w:val="Hyperlink"/>
@@ -2030,7 +2726,7 @@
         <w:pStyle w:val="Compact"/>
         <w:numPr>
           <w:ilvl w:val="0"/>
-          <w:numId w:val="1010"/>
+          <w:numId w:val="1013"/>
         </w:numPr>
       </w:pPr>
       <w:r>
@@ -2039,7 +2735,7 @@
       <w:r>
         <w:t xml:space="preserve"> </w:t>
       </w:r>
-      <w:hyperlink r:id="rId29">
+      <w:hyperlink r:id="rId37">
         <w:r>
           <w:rPr>
             <w:rStyle w:val="Hyperlink"/>
@@ -2056,7 +2752,7 @@
         <w:pStyle w:val="Compact"/>
         <w:numPr>
           <w:ilvl w:val="0"/>
-          <w:numId w:val="1010"/>
+          <w:numId w:val="1013"/>
         </w:numPr>
       </w:pPr>
       <w:r>
@@ -2065,7 +2761,7 @@
       <w:r>
         <w:t xml:space="preserve"> </w:t>
       </w:r>
-      <w:hyperlink r:id="rId30">
+      <w:hyperlink r:id="rId38">
         <w:r>
           <w:rPr>
             <w:rStyle w:val="Hyperlink"/>
@@ -2082,12 +2778,12 @@
         <w:pStyle w:val="FirstParagraph"/>
       </w:pPr>
       <w:r>
-        <w:t xml:space="preserve">This example is adapted from video notes in the DATA 571 chapter on</w:t>
-      </w:r>
-      <w:r>
-        <w:t xml:space="preserve"> </w:t>
-      </w:r>
-      <w:hyperlink r:id="rId31">
+        <w:t xml:space="preserve">For the video notes this example comes from, see the DATA 571 chapter on</w:t>
+      </w:r>
+      <w:r>
+        <w:t xml:space="preserve"> </w:t>
+      </w:r>
+      <w:hyperlink r:id="rId39">
         <w:r>
           <w:rPr>
             <w:rStyle w:val="Hyperlink"/>
@@ -2111,8 +2807,8 @@
         <w:t xml:space="preserve">so the reader can pick one without parsing the paragraph.</w:t>
       </w:r>
     </w:p>
-    <w:bookmarkEnd w:id="32"/>
-    <w:bookmarkStart w:id="33" w:name="exm-numbered-lists"/>
+    <w:bookmarkEnd w:id="40"/>
+    <w:bookmarkStart w:id="41" w:name="exm-numbered-lists"/>
     <w:p>
       <w:pPr>
         <w:pStyle w:val="BodyText"/>
@@ -2122,7 +2818,7 @@
           <w:b/>
           <w:bCs/>
         </w:rPr>
-        <w:t xml:space="preserve">Example 9 (Turning inline steps into a numbered list)</w:t>
+        <w:t xml:space="preserve">Example 10 (Turning inline steps into a numbered list)</w:t>
       </w:r>
       <w:r>
         <w:t xml:space="preserve"> </w:t>
@@ -2186,7 +2882,7 @@
         <w:pStyle w:val="Compact"/>
         <w:numPr>
           <w:ilvl w:val="0"/>
-          <w:numId w:val="1011"/>
+          <w:numId w:val="1014"/>
         </w:numPr>
       </w:pPr>
       <w:r>
@@ -2198,7 +2894,7 @@
         <w:pStyle w:val="Compact"/>
         <w:numPr>
           <w:ilvl w:val="0"/>
-          <w:numId w:val="1011"/>
+          <w:numId w:val="1014"/>
         </w:numPr>
       </w:pPr>
       <w:r>
@@ -2219,15 +2915,15 @@
         <w:t xml:space="preserve">and the loop condition moves into the introducing sentence.</w:t>
       </w:r>
     </w:p>
-    <w:bookmarkEnd w:id="33"/>
-    <w:bookmarkEnd w:id="34"/>
-    <w:bookmarkStart w:id="40" w:name="examples-of-concise-writing"/>
+    <w:bookmarkEnd w:id="41"/>
+    <w:bookmarkEnd w:id="42"/>
+    <w:bookmarkStart w:id="50" w:name="examples-of-concise-writing"/>
     <w:p>
       <w:pPr>
         <w:pStyle w:val="Heading2"/>
       </w:pPr>
       <w:r>
-        <w:t xml:space="preserve">10 Examples of concise writing</w:t>
+        <w:t xml:space="preserve">14 Examples of concise writing</w:t>
       </w:r>
     </w:p>
     <w:p>
@@ -2318,8 +3014,45 @@
         <w:t xml:space="preserve">.</w:t>
       </w:r>
     </w:p>
-    <w:bookmarkStart w:id="39" w:name="refs"/>
-    <w:bookmarkStart w:id="36" w:name="ref-hemingway_style"/>
+    <w:bookmarkStart w:id="49" w:name="refs"/>
+    <w:bookmarkStart w:id="44" w:name="ref-strunk1920elements"/>
+    <w:p>
+      <w:pPr>
+        <w:pStyle w:val="Bibliography"/>
+      </w:pPr>
+      <w:r>
+        <w:t xml:space="preserve">Strunk, William, Jr. 1920.</w:t>
+      </w:r>
+      <w:r>
+        <w:t xml:space="preserve"> </w:t>
+      </w:r>
+      <w:r>
+        <w:rPr>
+          <w:i/>
+          <w:iCs/>
+        </w:rPr>
+        <w:t xml:space="preserve">The Elements of Style</w:t>
+      </w:r>
+      <w:r>
+        <w:t xml:space="preserve">. Harcourt, Brace; Howe.</w:t>
+      </w:r>
+      <w:r>
+        <w:t xml:space="preserve"> </w:t>
+      </w:r>
+      <w:hyperlink r:id="rId43">
+        <w:r>
+          <w:rPr>
+            <w:rStyle w:val="Hyperlink"/>
+          </w:rPr>
+          <w:t xml:space="preserve">https://www.gutenberg.org/ebooks/37134</w:t>
+        </w:r>
+      </w:hyperlink>
+      <w:r>
+        <w:t xml:space="preserve">.</w:t>
+      </w:r>
+    </w:p>
+    <w:bookmarkEnd w:id="44"/>
+    <w:bookmarkStart w:id="46" w:name="ref-hemingway_style"/>
     <w:p>
       <w:pPr>
         <w:pStyle w:val="Bibliography"/>
@@ -2378,7 +3111,7 @@
       <w:r>
         <w:t xml:space="preserve"> </w:t>
       </w:r>
-      <w:hyperlink r:id="rId35">
+      <w:hyperlink r:id="rId45">
         <w:r>
           <w:rPr>
             <w:rStyle w:val="Hyperlink"/>
@@ -2390,8 +3123,8 @@
         <w:t xml:space="preserve">.</w:t>
       </w:r>
     </w:p>
-    <w:bookmarkEnd w:id="36"/>
-    <w:bookmarkStart w:id="38" w:name="ref-caesar_gallic"/>
+    <w:bookmarkEnd w:id="46"/>
+    <w:bookmarkStart w:id="48" w:name="ref-caesar_gallic"/>
     <w:p>
       <w:pPr>
         <w:pStyle w:val="Bibliography"/>
@@ -2450,7 +3183,7 @@
       <w:r>
         <w:t xml:space="preserve"> </w:t>
       </w:r>
-      <w:hyperlink r:id="rId37">
+      <w:hyperlink r:id="rId47">
         <w:r>
           <w:rPr>
             <w:rStyle w:val="Hyperlink"/>
@@ -2462,9 +3195,9 @@
         <w:t xml:space="preserve">.</w:t>
       </w:r>
     </w:p>
-    <w:bookmarkEnd w:id="38"/>
-    <w:bookmarkEnd w:id="39"/>
-    <w:bookmarkEnd w:id="40"/>
+    <w:bookmarkEnd w:id="48"/>
+    <w:bookmarkEnd w:id="49"/>
+    <w:bookmarkEnd w:id="50"/>
     <w:sectPr>
       <w:footnotePr>
         <w:numRestart w:val="eachSect"/>
@@ -2797,6 +3530,15 @@
     <w:abstractNumId w:val="991"/>
   </w:num>
   <w:num w:numId="1011">
+    <w:abstractNumId w:val="991"/>
+  </w:num>
+  <w:num w:numId="1012">
+    <w:abstractNumId w:val="991"/>
+  </w:num>
+  <w:num w:numId="1013">
+    <w:abstractNumId w:val="991"/>
+  </w:num>
+  <w:num w:numId="1014">
     <w:abstractNumId w:val="99411"/>
     <w:lvlOverride w:ilvl="0">
       <w:startOverride w:val="1"/>
